--- a/reports/HailNow_bug_fix_status_report_2026-08-05.docx
+++ b/reports/HailNow_bug_fix_status_report_2026-08-05.docx
@@ -224,20 +224,8 @@
             <w:shd w:fill="E8F1FB"/>
           </w:tcPr>
           <w:p>
-            <w:pPr>
-              <w:spacing w:after="0" w:line="259" w:lineRule="auto"/>
-              <w:jc w:val="right"/>
-              <w:bidi w:val="1"/>
-            </w:pPr>
-            <w:r/>
             <w:r>
-              <w:rPr>
-                <w:rFonts w:ascii="Calibri" w:hAnsi="Calibri" w:cs="Calibri"/>
-                <w:b w:val="0"/>
-                <w:color w:val="111827"/>
-                <w:sz w:val="20"/>
-              </w:rPr>
-              <w:t>רוב הסיכונים הקריטיים נסגרו. נשארו כמה פערים מוצריים/תפעוליים ופדיון נקודות ללא transaction.</w:t>
+              <w:t>הסיכונים הקריטיים נסגרו, פדיון נקודות ביצירת נסיעה תוקן עם MongoDB transaction, ו-workflow הקרפול הושלם בפאנל הניהול ובלוח הנוסע. נשארו בעיקר פערים מוצריים/תפעוליים.</w:t>
             </w:r>
           </w:p>
         </w:tc>
@@ -486,13 +474,16 @@
         <w:jc w:val="right"/>
         <w:bidi w:val="1"/>
       </w:pPr>
+      <w:r/>
       <w:r>
         <w:rPr>
           <w:rFonts w:ascii="Calibri" w:hAnsi="Calibri" w:cs="Calibri"/>
-          <w:color w:val="92400E"/>
+          <w:b w:val="0"/>
+          <w:i w:val="0"/>
+          <w:color w:val="166534"/>
           <w:sz w:val="21"/>
         </w:rPr>
-        <w:t>הפער הטכני העיקרי שנותר הוא transaction לפדיון נקודות בזמן יצירת נסיעה.</w:t>
+        <w:t>פדיון נקודות בזמן יצירת נסיעה תוקן: הורדת הנקודות ויצירת הנסיעה רצות יחד ב-MongoDB transaction.</w:t>
       </w:r>
     </w:p>
     <w:p>
@@ -503,12 +494,7 @@
         <w:bidi w:val="1"/>
       </w:pPr>
       <w:r>
-        <w:rPr>
-          <w:rFonts w:ascii="Calibri" w:hAnsi="Calibri" w:cs="Calibri"/>
-          <w:color w:val="92400E"/>
-          <w:sz w:val="21"/>
-        </w:rPr>
-        <w:t>הפערים המוצריים שנותרו הם השלמת workflow קרפול, החלטה על /translate, ותשלום אמיתי מול gateway אם רוצים לגבות בכרטיס.</w:t>
+        <w:t>הפערים שנותרו הם בעיקר מוצריים: החלטה על /translate, ותשלום אמיתי מול gateway אם רוצים לגבות בכרטיס.</w:t>
       </w:r>
     </w:p>
     <w:p>
@@ -1040,7 +1026,7 @@
               <w:start w:w="120" w:type="dxa"/>
               <w:end w:w="120" w:type="dxa"/>
             </w:tcMar>
-            <w:shd w:fill="FEF3C7"/>
+            <w:shd w:fill="DCFCE7"/>
           </w:tcPr>
           <w:p>
             <w:pPr>
@@ -1053,10 +1039,10 @@
               <w:rPr>
                 <w:rFonts w:ascii="Calibri" w:hAnsi="Calibri" w:cs="Calibri"/>
                 <w:b/>
-                <w:color w:val="92400E"/>
+                <w:color w:val="166534"/>
                 <w:sz w:val="17"/>
               </w:rPr>
-              <w:t>חלקי</w:t>
+              <w:t>תוקן</w:t>
             </w:r>
           </w:p>
         </w:tc>
@@ -1114,7 +1100,7 @@
                 <w:color w:val="111827"/>
                 <w:sz w:val="17"/>
               </w:rPr>
-              <w:t>PassengerProfile כבר לא מחזיק loyaltyPoints, וה-UI מקבל נקודות מה-User. אבל פדיון נקודות ביצירת נסיעה עדיין לא עטוף ב-MongoDB transaction.</w:t>
+              <w:t>PassengerProfile כבר לא מחזיק loyaltyPoints, וה-UI מקבל נקודות מה-User. פדיון נקודות ויצירת הנסיעה מתבצעים כעת באותה MongoDB transaction, כולל בדיקות ל-commit, abort ו-retry.</w:t>
             </w:r>
           </w:p>
         </w:tc>
@@ -1143,7 +1129,7 @@
                 <w:color w:val="667085"/>
                 <w:sz w:val="15"/>
               </w:rPr>
-              <w:t>backend/db/models/User.js:110; backend/controllers/rideController.js:109</w:t>
+              <w:t>backend/db/models/User.js:110; backend/controllers/rideController.js:109; backend/tests/ride-lifecycle.test.js:29; backend/scripts/check-loyalty-source.js:31</w:t>
             </w:r>
           </w:p>
         </w:tc>
@@ -1780,23 +1766,11 @@
               <w:start w:w="120" w:type="dxa"/>
               <w:end w:w="120" w:type="dxa"/>
             </w:tcMar>
-            <w:shd w:fill="FEF3C7"/>
+            <w:shd w:fill="DCFCE7"/>
           </w:tcPr>
           <w:p>
-            <w:pPr>
-              <w:spacing w:after="0" w:line="259" w:lineRule="auto"/>
-              <w:jc w:val="center"/>
-              <w:bidi w:val="1"/>
-            </w:pPr>
-            <w:r/>
             <w:r>
-              <w:rPr>
-                <w:rFonts w:ascii="Calibri" w:hAnsi="Calibri" w:cs="Calibri"/>
-                <w:b/>
-                <w:color w:val="92400E"/>
-                <w:sz w:val="17"/>
-              </w:rPr>
-              <w:t>חלקי</w:t>
+              <w:t>תוקן</w:t>
             </w:r>
           </w:p>
         </w:tc>
@@ -1841,20 +1815,8 @@
             </w:tcMar>
           </w:tcPr>
           <w:p>
-            <w:pPr>
-              <w:spacing w:after="0" w:line="259" w:lineRule="auto"/>
-              <w:jc w:val="right"/>
-              <w:bidi w:val="1"/>
-            </w:pPr>
-            <w:r/>
             <w:r>
-              <w:rPr>
-                <w:rFonts w:ascii="Calibri" w:hAnsi="Calibri" w:cs="Calibri"/>
-                <w:b w:val="0"/>
-                <w:color w:val="111827"/>
-                <w:sz w:val="17"/>
-              </w:rPr>
-              <w:t>הזמנת קרפול כבר יוצרת CarpoolRequest במצב pending דרך /carpool. עדיין אין workflow מלא בממשק לניהול matching/אישור קרפולים.</w:t>
+              <w:t>הזמנת קרפול יוצרת CarpoolRequest במצב pending דרך /carpool. בפאנל האדמין נוספה לשונית קרפול לניהול queue: צפייה בבקשות, בחירת נסיעת carpool פעילה, התאמה/אישור וביטול. בלוח הנוסע מוצגים סטטוס בקשות הקרפול, כניסה לנסיעה שהותאמה, וביטול בקשה פתוחה. בדיקות מכסות גם שמירת קיבולת מושבים מול בקשות matched/confirmed קיימות.</w:t>
             </w:r>
           </w:p>
         </w:tc>
@@ -1870,20 +1832,8 @@
             </w:tcMar>
           </w:tcPr>
           <w:p>
-            <w:pPr>
-              <w:spacing w:after="0" w:line="259" w:lineRule="auto"/>
-              <w:jc w:val="left"/>
-              <w:bidi w:val="1"/>
-            </w:pPr>
-            <w:r/>
             <w:r>
-              <w:rPr>
-                <w:rFonts w:ascii="Calibri" w:hAnsi="Calibri" w:cs="Calibri"/>
-                <w:b w:val="0"/>
-                <w:color w:val="667085"/>
-                <w:sz w:val="15"/>
-              </w:rPr>
-              <w:t>frontend/src/pages/BookRidePage.jsx:180; backend/controllers/carpoolController.js:65</w:t>
+              <w:t>frontend/src/pages/BookRidePage.jsx:180; frontend/src/pages/AdminPanel.jsx:177; frontend/src/pages/AdminPanel.jsx:569; frontend/src/pages/PassengerDashboard.jsx:47; frontend/src/pages/PassengerDashboard.jsx:60; frontend/src/pages/PassengerDashboard.jsx:155; backend/controllers/carpoolController.js:157; frontend/scripts/check-carpool-admin-workflow.js:10; backend/scripts/check-carpool-flow.js:153</w:t>
             </w:r>
           </w:p>
         </w:tc>
@@ -2018,20 +1968,8 @@
             </w:tcMar>
           </w:tcPr>
           <w:p>
-            <w:pPr>
-              <w:spacing w:after="0" w:line="259" w:lineRule="auto"/>
-              <w:jc w:val="left"/>
-              <w:bidi w:val="1"/>
-            </w:pPr>
-            <w:r/>
             <w:r>
-              <w:rPr>
-                <w:rFonts w:ascii="Calibri" w:hAnsi="Calibri" w:cs="Calibri"/>
-                <w:b w:val="0"/>
-                <w:color w:val="667085"/>
-                <w:sz w:val="15"/>
-              </w:rPr>
-              <w:t>frontend/src/pages/AdminPanel.jsx:174; backend/controllers/translateController.js:13</w:t>
+              <w:t>frontend/src/pages/AdminPanel.jsx:178; backend/controllers/translateController.js:13</w:t>
             </w:r>
           </w:p>
         </w:tc>
@@ -2137,20 +2075,8 @@
             </w:tcMar>
           </w:tcPr>
           <w:p>
-            <w:pPr>
-              <w:spacing w:after="0" w:line="259" w:lineRule="auto"/>
-              <w:jc w:val="right"/>
-              <w:bidi w:val="1"/>
-            </w:pPr>
-            <w:r/>
             <w:r>
-              <w:rPr>
-                <w:rFonts w:ascii="Calibri" w:hAnsi="Calibri" w:cs="Calibri"/>
-                <w:b w:val="0"/>
-                <w:color w:val="111827"/>
-                <w:sz w:val="17"/>
-              </w:rPr>
-              <w:t>יש בדיקות backend ו-frontend ייעודיות. בהרצה הנוכחית backend עבר 46 בדיקות unit ועוד checks סטטיים; frontend checks עברו.</w:t>
+              <w:t>יש בדיקות backend ו-frontend ייעודיות. בהרצה הנוכחית backend עבר 49 בדיקות unit ועוד checks סטטיים; frontend checks עברו, כולל בדיקת carpool workflow לאדמין ולנוסע.</w:t>
             </w:r>
           </w:p>
         </w:tc>
@@ -2655,12 +2581,7 @@
         <w:bidi w:val="1"/>
       </w:pPr>
       <w:r>
-        <w:rPr>
-          <w:rFonts w:ascii="Calibri" w:hAnsi="Calibri" w:cs="Calibri"/>
-          <w:color w:val="166534"/>
-          <w:sz w:val="21"/>
-        </w:rPr>
-        <w:t>backend: npm.cmd test - עבר. 46 בדיקות unit עברו, בנוסף לבדיקות branding, scale, JWT, loyalty, admin, carpool ועוד.</w:t>
+        <w:t>backend: npm.cmd test - עבר. 49 בדיקות unit עברו, בנוסף לבדיקות branding, scale, JWT, loyalty, admin, carpool ועוד.</w:t>
       </w:r>
     </w:p>
     <w:p>
@@ -2671,12 +2592,7 @@
         <w:bidi w:val="1"/>
       </w:pPr>
       <w:r>
-        <w:rPr>
-          <w:rFonts w:ascii="Calibri" w:hAnsi="Calibri" w:cs="Calibri"/>
-          <w:color w:val="166534"/>
-          <w:sz w:val="21"/>
-        </w:rPr>
-        <w:t>frontend: npm.cmd test - עבר. בדיקות a11y, production config, artifacts, admin navigation, router adapter ו-carpool booking עברו.</w:t>
+        <w:t>frontend: npm.cmd test - עבר. בדיקות a11y, production config, artifacts, admin navigation, router adapter, carpool booking ו-carpool workflow עברו.</w:t>
       </w:r>
     </w:p>
     <w:p>
@@ -2854,258 +2770,8 @@
             </w:tcMar>
           </w:tcPr>
           <w:p>
-            <w:pPr>
-              <w:spacing w:after="0" w:line="259" w:lineRule="auto"/>
-              <w:jc w:val="center"/>
-              <w:bidi w:val="1"/>
-            </w:pPr>
-            <w:r/>
             <w:r>
-              <w:rPr>
-                <w:rFonts w:ascii="Calibri" w:hAnsi="Calibri" w:cs="Calibri"/>
-                <w:b/>
-                <w:color w:val="0B2545"/>
-                <w:sz w:val="18"/>
-              </w:rPr>
               <w:t>1</w:t>
-            </w:r>
-          </w:p>
-        </w:tc>
-        <w:tc>
-          <w:tcPr>
-            <w:tcW w:type="dxa" w:w="3120"/>
-            <w:vAlign w:val="center"/>
-            <w:tcMar>
-              <w:top w:w="80" w:type="dxa"/>
-              <w:bottom w:w="80" w:type="dxa"/>
-              <w:start w:w="120" w:type="dxa"/>
-              <w:end w:w="120" w:type="dxa"/>
-            </w:tcMar>
-          </w:tcPr>
-          <w:p>
-            <w:pPr>
-              <w:spacing w:after="0" w:line="259" w:lineRule="auto"/>
-              <w:jc w:val="right"/>
-              <w:bidi w:val="1"/>
-            </w:pPr>
-            <w:r/>
-            <w:r>
-              <w:rPr>
-                <w:rFonts w:ascii="Calibri" w:hAnsi="Calibri" w:cs="Calibri"/>
-                <w:b/>
-                <w:color w:val="111827"/>
-                <w:sz w:val="18"/>
-              </w:rPr>
-              <w:t>לעטוף פדיון נקודות ויצירת נסיעה ב-MongoDB transaction</w:t>
-            </w:r>
-          </w:p>
-        </w:tc>
-        <w:tc>
-          <w:tcPr>
-            <w:tcW w:type="dxa" w:w="1080"/>
-            <w:vAlign w:val="center"/>
-            <w:tcMar>
-              <w:top w:w="80" w:type="dxa"/>
-              <w:bottom w:w="80" w:type="dxa"/>
-              <w:start w:w="120" w:type="dxa"/>
-              <w:end w:w="120" w:type="dxa"/>
-            </w:tcMar>
-            <w:shd w:fill="FEE2E2"/>
-          </w:tcPr>
-          <w:p>
-            <w:pPr>
-              <w:spacing w:after="0" w:line="259" w:lineRule="auto"/>
-              <w:jc w:val="center"/>
-              <w:bidi w:val="1"/>
-            </w:pPr>
-            <w:r/>
-            <w:r>
-              <w:rPr>
-                <w:rFonts w:ascii="Calibri" w:hAnsi="Calibri" w:cs="Calibri"/>
-                <w:b/>
-                <w:color w:val="991B1B"/>
-                <w:sz w:val="17"/>
-              </w:rPr>
-              <w:t>גבוה</w:t>
-            </w:r>
-          </w:p>
-        </w:tc>
-        <w:tc>
-          <w:tcPr>
-            <w:tcW w:type="dxa" w:w="4560"/>
-            <w:vAlign w:val="center"/>
-            <w:tcMar>
-              <w:top w:w="80" w:type="dxa"/>
-              <w:bottom w:w="80" w:type="dxa"/>
-              <w:start w:w="120" w:type="dxa"/>
-              <w:end w:w="120" w:type="dxa"/>
-            </w:tcMar>
-          </w:tcPr>
-          <w:p>
-            <w:pPr>
-              <w:spacing w:after="0" w:line="259" w:lineRule="auto"/>
-              <w:jc w:val="right"/>
-              <w:bidi w:val="1"/>
-            </w:pPr>
-            <w:r/>
-            <w:r>
-              <w:rPr>
-                <w:rFonts w:ascii="Calibri" w:hAnsi="Calibri" w:cs="Calibri"/>
-                <w:b w:val="0"/>
-                <w:color w:val="111827"/>
-                <w:sz w:val="17"/>
-              </w:rPr>
-              <w:t>סוגר את שארית הסיכון בסעיף #3 במקרה של קריסת process באמצע רצף עדכונים.</w:t>
-            </w:r>
-          </w:p>
-        </w:tc>
-      </w:tr>
-      <w:tr>
-        <w:tc>
-          <w:tcPr>
-            <w:tcW w:type="dxa" w:w="600"/>
-            <w:vAlign w:val="center"/>
-            <w:tcMar>
-              <w:top w:w="80" w:type="dxa"/>
-              <w:bottom w:w="80" w:type="dxa"/>
-              <w:start w:w="120" w:type="dxa"/>
-              <w:end w:w="120" w:type="dxa"/>
-            </w:tcMar>
-          </w:tcPr>
-          <w:p>
-            <w:pPr>
-              <w:spacing w:after="0" w:line="259" w:lineRule="auto"/>
-              <w:jc w:val="center"/>
-              <w:bidi w:val="1"/>
-            </w:pPr>
-            <w:r/>
-            <w:r>
-              <w:rPr>
-                <w:rFonts w:ascii="Calibri" w:hAnsi="Calibri" w:cs="Calibri"/>
-                <w:b/>
-                <w:color w:val="0B2545"/>
-                <w:sz w:val="18"/>
-              </w:rPr>
-              <w:t>2</w:t>
-            </w:r>
-          </w:p>
-        </w:tc>
-        <w:tc>
-          <w:tcPr>
-            <w:tcW w:type="dxa" w:w="3120"/>
-            <w:vAlign w:val="center"/>
-            <w:tcMar>
-              <w:top w:w="80" w:type="dxa"/>
-              <w:bottom w:w="80" w:type="dxa"/>
-              <w:start w:w="120" w:type="dxa"/>
-              <w:end w:w="120" w:type="dxa"/>
-            </w:tcMar>
-          </w:tcPr>
-          <w:p>
-            <w:pPr>
-              <w:spacing w:after="0" w:line="259" w:lineRule="auto"/>
-              <w:jc w:val="right"/>
-              <w:bidi w:val="1"/>
-            </w:pPr>
-            <w:r/>
-            <w:r>
-              <w:rPr>
-                <w:rFonts w:ascii="Calibri" w:hAnsi="Calibri" w:cs="Calibri"/>
-                <w:b/>
-                <w:color w:val="111827"/>
-                <w:sz w:val="18"/>
-              </w:rPr>
-              <w:t>להשלים workflow קרפול בממשק</w:t>
-            </w:r>
-          </w:p>
-        </w:tc>
-        <w:tc>
-          <w:tcPr>
-            <w:tcW w:type="dxa" w:w="1080"/>
-            <w:vAlign w:val="center"/>
-            <w:tcMar>
-              <w:top w:w="80" w:type="dxa"/>
-              <w:bottom w:w="80" w:type="dxa"/>
-              <w:start w:w="120" w:type="dxa"/>
-              <w:end w:w="120" w:type="dxa"/>
-            </w:tcMar>
-            <w:shd w:fill="FEF3C7"/>
-          </w:tcPr>
-          <w:p>
-            <w:pPr>
-              <w:spacing w:after="0" w:line="259" w:lineRule="auto"/>
-              <w:jc w:val="center"/>
-              <w:bidi w:val="1"/>
-            </w:pPr>
-            <w:r/>
-            <w:r>
-              <w:rPr>
-                <w:rFonts w:ascii="Calibri" w:hAnsi="Calibri" w:cs="Calibri"/>
-                <w:b/>
-                <w:color w:val="92400E"/>
-                <w:sz w:val="17"/>
-              </w:rPr>
-              <w:t>בינוני</w:t>
-            </w:r>
-          </w:p>
-        </w:tc>
-        <w:tc>
-          <w:tcPr>
-            <w:tcW w:type="dxa" w:w="4560"/>
-            <w:vAlign w:val="center"/>
-            <w:tcMar>
-              <w:top w:w="80" w:type="dxa"/>
-              <w:bottom w:w="80" w:type="dxa"/>
-              <w:start w:w="120" w:type="dxa"/>
-              <w:end w:w="120" w:type="dxa"/>
-            </w:tcMar>
-          </w:tcPr>
-          <w:p>
-            <w:pPr>
-              <w:spacing w:after="0" w:line="259" w:lineRule="auto"/>
-              <w:jc w:val="right"/>
-              <w:bidi w:val="1"/>
-            </w:pPr>
-            <w:r/>
-            <w:r>
-              <w:rPr>
-                <w:rFonts w:ascii="Calibri" w:hAnsi="Calibri" w:cs="Calibri"/>
-                <w:b w:val="0"/>
-                <w:color w:val="111827"/>
-                <w:sz w:val="17"/>
-              </w:rPr>
-              <w:t>מסך/אזור לאדמין או נהג לראות pending requests, לבצע match, וליידע נוסעים.</w:t>
-            </w:r>
-          </w:p>
-        </w:tc>
-      </w:tr>
-      <w:tr>
-        <w:tc>
-          <w:tcPr>
-            <w:tcW w:type="dxa" w:w="600"/>
-            <w:vAlign w:val="center"/>
-            <w:tcMar>
-              <w:top w:w="80" w:type="dxa"/>
-              <w:bottom w:w="80" w:type="dxa"/>
-              <w:start w:w="120" w:type="dxa"/>
-              <w:end w:w="120" w:type="dxa"/>
-            </w:tcMar>
-          </w:tcPr>
-          <w:p>
-            <w:pPr>
-              <w:spacing w:after="0" w:line="259" w:lineRule="auto"/>
-              <w:jc w:val="center"/>
-              <w:bidi w:val="1"/>
-            </w:pPr>
-            <w:r/>
-            <w:r>
-              <w:rPr>
-                <w:rFonts w:ascii="Calibri" w:hAnsi="Calibri" w:cs="Calibri"/>
-                <w:b/>
-                <w:color w:val="0B2545"/>
-                <w:sz w:val="18"/>
-              </w:rPr>
-              <w:t>3</w:t>
             </w:r>
           </w:p>
         </w:tc>
@@ -3211,20 +2877,8 @@
             </w:tcMar>
           </w:tcPr>
           <w:p>
-            <w:pPr>
-              <w:spacing w:after="0" w:line="259" w:lineRule="auto"/>
-              <w:jc w:val="center"/>
-              <w:bidi w:val="1"/>
-            </w:pPr>
-            <w:r/>
             <w:r>
-              <w:rPr>
-                <w:rFonts w:ascii="Calibri" w:hAnsi="Calibri" w:cs="Calibri"/>
-                <w:b/>
-                <w:color w:val="0B2545"/>
-                <w:sz w:val="18"/>
-              </w:rPr>
-              <w:t>4</w:t>
+              <w:t>2</w:t>
             </w:r>
           </w:p>
         </w:tc>
@@ -3330,20 +2984,8 @@
             </w:tcMar>
           </w:tcPr>
           <w:p>
-            <w:pPr>
-              <w:spacing w:after="0" w:line="259" w:lineRule="auto"/>
-              <w:jc w:val="center"/>
-              <w:bidi w:val="1"/>
-            </w:pPr>
-            <w:r/>
             <w:r>
-              <w:rPr>
-                <w:rFonts w:ascii="Calibri" w:hAnsi="Calibri" w:cs="Calibri"/>
-                <w:b/>
-                <w:color w:val="0B2545"/>
-                <w:sz w:val="18"/>
-              </w:rPr>
-              <w:t>5</w:t>
+              <w:t>3</w:t>
             </w:r>
           </w:p>
         </w:tc>
@@ -4129,19 +3771,12 @@
     </w:p>
     <w:p>
       <w:pPr>
-        <w:spacing w:before="0" w:after="120" w:line="264" w:lineRule="auto"/>
+        <w:spacing w:before="0" w:after="80" w:line="264" w:lineRule="auto"/>
         <w:jc w:val="right"/>
         <w:bidi w:val="1"/>
       </w:pPr>
       <w:r>
-        <w:rPr>
-          <w:rFonts w:ascii="Calibri" w:hAnsi="Calibri" w:cs="Calibri"/>
-          <w:b w:val="0"/>
-          <w:i w:val="0"/>
-          <w:color w:val="111827"/>
-          <w:sz w:val="22"/>
-        </w:rPr>
-        <w:t>המערכת במצב טוב משמעותית ביחס לרשימת הבאגים המקורית: הרשאות, JWT, SOS, יצירת אדמין, בדיקות, סקייל בסיסי וניקוי מידע רגיש כבר קיבלו מענה. לפני שימוש אמיתי, כדאי לסגור את transaction הנקודות, לחדד את קרפול/תשלומים כמוצר, ולתעד או להקשיח את התנהגות CORS ללא Origin.</w:t>
+        <w:t>המערכת במצב טוב משמעותית ביחס לרשימת הבאגים המקורית: הרשאות, JWT, SOS, יצירת אדמין, בדיקות, סקייל בסיסי, ניקוי מידע רגיש, פדיון נקודות טרנזקציוני, ו-workflow קרפול בממשק הניהול ובלוח הנוסע כבר קיבלו מענה. לפני שימוש אמיתי, כדאי לחדד את אסטרטגיית התשלומים כמוצר, ולתעד או להקשיח את התנהגות CORS ללא Origin.</w:t>
       </w:r>
     </w:p>
     <w:p>
